--- a/docs/informe-final.docx
+++ b/docs/informe-final.docx
@@ -909,7 +909,7 @@
         <w:keepLines/>
       </w:pPr>
       <w:r>
-        <w:t>El Jenkinsfile obtiene el commit, ejecuta pruebas, construye y valida la candidata en el color inactivo. Antes del switch, una pausa de hasta 10 minutos muestra la versión y espera la autorización del ID clinica-santa-lucia. Jenkins registra quién aprobó, qué versión y cuándo; rechazo o timeout mantienen el color activo. Tras aprobar, revalida el destino, cambia tráfico y observa la URL pública. Las corridas cuantificadas en este informe ocurrieron antes de agregar el gate, que aún requiere ensayos propios.</w:t>
+        <w:t>El Jenkinsfile obtiene el commit, ejecuta pruebas, construye y valida la candidata en el color inactivo. Antes del switch, una pausa de hasta 10 minutos muestra la versión y espera la autorización del ID clinica-santa-lucia. Jenkins registra quién aprobó, qué versión y cuándo; rechazo o timeout mantienen el color activo. Tras aprobar, revalida el destino, cambia tráfico y observa la URL pública. Los builds posteriores #8 y #9 verificaron aprobación y rechazo; el vencimiento aún requiere ensayo.</w:t>
       </w:r>
     </w:p>
     <w:tbl>

--- a/docs/informe-final.docx
+++ b/docs/informe-final.docx
@@ -909,7 +909,7 @@
         <w:keepLines/>
       </w:pPr>
       <w:r>
-        <w:t>El Jenkinsfile obtiene el commit, ejecuta pruebas, construye y valida la candidata en el color inactivo. Antes del switch, una pausa de hasta 10 minutos muestra la versión y espera la autorización del ID clinica-santa-lucia. Jenkins registra quién aprobó, qué versión y cuándo; rechazo o timeout mantienen el color activo. Tras aprobar, revalida el destino, cambia tráfico y observa la URL pública. Los builds posteriores #8 y #9 verificaron aprobación y rechazo; el vencimiento aún requiere ensayo.</w:t>
+        <w:t>El Jenkinsfile obtiene el commit, ejecuta pruebas, construye y valida la candidata en el color inactivo. Antes del switch, una pausa de hasta 10 minutos muestra la versión y espera la autorización del ID clinica-santa-lucia. Jenkins registra quién aprobó, qué versión y cuándo; rechazo o timeout mantienen el color activo. Tras aprobar, revalida el destino, cambia tráfico y observa la URL pública. Los builds #8, #9 y #10 verificaron aprobación, rechazo y vencimiento. En los dos últimos, Blue ci-8 siguió público.</w:t>
       </w:r>
     </w:p>
     <w:tbl>
